--- a/docs/assets/docs/STAF_Factsheet.docx
+++ b/docs/assets/docs/STAF_Factsheet.docx
@@ -24,12 +24,6 @@
         <w:gridCol w:w="10656"/>
       </w:tblGrid>
       <w:tr>
-        <w:tblPrEx>
-          <w:tblCellMar>
-            <w:top w:w="0" w:type="dxa"/>
-            <w:bottom w:w="0" w:type="dxa"/>
-          </w:tblCellMar>
-        </w:tblPrEx>
         <w:trPr>
           <w:trHeight w:val="801"/>
         </w:trPr>
@@ -57,6 +51,127 @@
                 <w:sz w:val="32"/>
                 <w:szCs w:val="32"/>
               </w:rPr>
+              <w:t>Stream Tiered Assessment Framework (STAF)</w:t>
+            </w:r>
+          </w:p>
+          <w:p>
+            <w:pPr>
+              <w:spacing w:before="40" w:after="120"/>
+              <w:jc w:val="center"/>
+            </w:pPr>
+            <w:r>
+              <w:rPr>
+                <w:i/>
+                <w:iCs/>
+                <w:color w:val="FFFFFF"/>
+                <w:sz w:val="22"/>
+                <w:szCs w:val="22"/>
+              </w:rPr>
+              <w:t>Function, Outcome, and Ecosystem Condition Relationship Map</w:t>
+            </w:r>
+          </w:p>
+        </w:tc>
+      </w:tr>
+    </w:tbl>
+    <w:p/>
+    <w:p>
+      <w:r>
+        <w:drawing>
+          <wp:inline distT="0" distB="0" distL="0" distR="0" wp14:anchorId="2551F153" wp14:editId="648FAB97">
+            <wp:extent cx="6766560" cy="7094220"/>
+            <wp:effectExtent l="0" t="0" r="0" b="0"/>
+            <wp:docPr id="1624485529" name="Picture 1"/>
+            <wp:cNvGraphicFramePr>
+              <a:graphicFrameLocks xmlns:a="http://schemas.openxmlformats.org/drawingml/2006/main" noChangeAspect="1"/>
+            </wp:cNvGraphicFramePr>
+            <a:graphic xmlns:a="http://schemas.openxmlformats.org/drawingml/2006/main">
+              <a:graphicData uri="http://schemas.openxmlformats.org/drawingml/2006/picture">
+                <pic:pic xmlns:pic="http://schemas.openxmlformats.org/drawingml/2006/picture">
+                  <pic:nvPicPr>
+                    <pic:cNvPr id="1624485529" name=""/>
+                    <pic:cNvPicPr/>
+                  </pic:nvPicPr>
+                  <pic:blipFill>
+                    <a:blip r:embed="rId5"/>
+                    <a:stretch>
+                      <a:fillRect/>
+                    </a:stretch>
+                  </pic:blipFill>
+                  <pic:spPr>
+                    <a:xfrm>
+                      <a:off x="0" y="0"/>
+                      <a:ext cx="6766560" cy="7094220"/>
+                    </a:xfrm>
+                    <a:prstGeom prst="rect">
+                      <a:avLst/>
+                    </a:prstGeom>
+                  </pic:spPr>
+                </pic:pic>
+              </a:graphicData>
+            </a:graphic>
+          </wp:inline>
+        </w:drawing>
+      </w:r>
+    </w:p>
+    <w:p/>
+    <w:p/>
+    <w:p/>
+    <w:p/>
+    <w:p/>
+    <w:p/>
+    <w:p/>
+    <w:p/>
+    <w:p/>
+    <w:tbl>
+      <w:tblPr>
+        <w:tblW w:w="5000" w:type="pct"/>
+        <w:tblBorders>
+          <w:top w:val="single" w:sz="4" w:space="0" w:color="auto"/>
+          <w:left w:val="single" w:sz="4" w:space="0" w:color="auto"/>
+          <w:bottom w:val="single" w:sz="4" w:space="0" w:color="auto"/>
+          <w:right w:val="single" w:sz="4" w:space="0" w:color="auto"/>
+          <w:insideH w:val="single" w:sz="4" w:space="0" w:color="auto"/>
+          <w:insideV w:val="single" w:sz="4" w:space="0" w:color="auto"/>
+        </w:tblBorders>
+        <w:tblLayout w:type="fixed"/>
+        <w:tblCellMar>
+          <w:left w:w="10" w:type="dxa"/>
+          <w:right w:w="10" w:type="dxa"/>
+        </w:tblCellMar>
+        <w:tblLook w:val="0000" w:firstRow="0" w:lastRow="0" w:firstColumn="0" w:lastColumn="0" w:noHBand="0" w:noVBand="0"/>
+      </w:tblPr>
+      <w:tblGrid>
+        <w:gridCol w:w="10656"/>
+      </w:tblGrid>
+      <w:tr>
+        <w:trPr>
+          <w:trHeight w:val="801"/>
+        </w:trPr>
+        <w:tc>
+          <w:tcPr>
+            <w:tcW w:w="5000" w:type="pct"/>
+            <w:tcBorders>
+              <w:top w:val="none" w:sz="0" w:space="0" w:color="FFFFFF"/>
+              <w:left w:val="none" w:sz="0" w:space="0" w:color="FFFFFF"/>
+              <w:bottom w:val="none" w:sz="0" w:space="0" w:color="FFFFFF"/>
+              <w:right w:val="none" w:sz="0" w:space="0" w:color="FFFFFF"/>
+            </w:tcBorders>
+            <w:shd w:val="clear" w:color="FFFFFF" w:fill="2B5A7C"/>
+          </w:tcPr>
+          <w:p>
+            <w:pPr>
+              <w:spacing w:before="120"/>
+              <w:jc w:val="center"/>
+            </w:pPr>
+            <w:r>
+              <w:rPr>
+                <w:b/>
+                <w:bCs/>
+                <w:color w:val="FFFFFF"/>
+                <w:sz w:val="32"/>
+                <w:szCs w:val="32"/>
+              </w:rPr>
+              <w:lastRenderedPageBreak/>
               <w:t>Stream Tiered Assessment Framework (STAF)</w:t>
             </w:r>
           </w:p>
@@ -110,14 +225,7 @@
           <w:sz w:val="22"/>
           <w:szCs w:val="22"/>
         </w:rPr>
-        <w:t>USACE planners, engineers, and practitioners need tools for holistically assessing stream structure, function, and dynamic processes. Existing approaches have often relied on species-specific habitat models that focus narrowly on single taxa and do not capture ecosystem-scale outcomes. At the same time, the Civil Works planning process (SMART Planning) imposes different modeling needs as projects progress, from rapid site screening with sparse data (1–3 months) through conceptual design (12–20 months) to fi</w:t>
-      </w:r>
-      <w:r>
-        <w:rPr>
-          <w:sz w:val="22"/>
-          <w:szCs w:val="22"/>
-        </w:rPr>
-        <w:t>nal design and post-construction monitoring. There is no standardized, nationally applicable framework that scales assessment effort to project phase while keeping results comparable.</w:t>
+        <w:t>USACE planners, engineers, and practitioners need tools for holistically assessing stream structure, function, and dynamic processes. Existing approaches have often relied on species-specific habitat models that focus narrowly on single taxa and do not capture ecosystem-scale outcomes. At the same time, the Civil Works planning process (SMART Planning) imposes different modeling needs as projects progress, from rapid site screening with sparse data (1–3 months) through conceptual design (12–20 months) to final design and post-construction monitoring. There is no standardized, nationally applicable framework that scales assessment effort to project phase while keeping results comparable.</w:t>
       </w:r>
     </w:p>
     <w:p>
@@ -178,12 +286,6 @@
         <w:gridCol w:w="3552"/>
       </w:tblGrid>
       <w:tr>
-        <w:tblPrEx>
-          <w:tblCellMar>
-            <w:top w:w="0" w:type="dxa"/>
-            <w:bottom w:w="0" w:type="dxa"/>
-          </w:tblCellMar>
-        </w:tblPrEx>
         <w:tc>
           <w:tcPr>
             <w:tcW w:w="1650" w:type="pct"/>
@@ -516,14 +618,7 @@
                 <w:sz w:val="22"/>
                 <w:szCs w:val="22"/>
               </w:rPr>
-              <w:t>Provides high confidence, site-specific data to support final design decisions and performance</w:t>
-            </w:r>
-            <w:r>
-              <w:rPr>
-                <w:sz w:val="22"/>
-                <w:szCs w:val="22"/>
-              </w:rPr>
-              <w:t>.</w:t>
+              <w:t>Provides high confidence, site-specific data to support final design decisions and performance.</w:t>
             </w:r>
           </w:p>
           <w:p>
@@ -609,6 +704,7 @@
         <w:spacing w:before="80" w:after="80"/>
         <w:jc w:val="center"/>
       </w:pPr>
+      <w:proofErr w:type="gramStart"/>
       <w:r>
         <w:rPr>
           <w:i/>
@@ -616,8 +712,29 @@
           <w:sz w:val="18"/>
           <w:szCs w:val="18"/>
         </w:rPr>
-        <w:t>Lower  ←――――――――――― Effort, data needs, confidence ―――――――――――→  Higher</w:t>
+        <w:t>Lower  ←</w:t>
       </w:r>
+      <w:proofErr w:type="gramEnd"/>
+      <w:r>
+        <w:rPr>
+          <w:i/>
+          <w:iCs/>
+          <w:sz w:val="18"/>
+          <w:szCs w:val="18"/>
+        </w:rPr>
+        <w:t>――――――――――― Effort, data needs, confidence ―――――――――――</w:t>
+      </w:r>
+      <w:proofErr w:type="gramStart"/>
+      <w:r>
+        <w:rPr>
+          <w:i/>
+          <w:iCs/>
+          <w:sz w:val="18"/>
+          <w:szCs w:val="18"/>
+        </w:rPr>
+        <w:t>→  Higher</w:t>
+      </w:r>
+      <w:proofErr w:type="gramEnd"/>
     </w:p>
     <w:tbl>
       <w:tblPr>
@@ -641,12 +758,6 @@
         <w:gridCol w:w="10650"/>
       </w:tblGrid>
       <w:tr>
-        <w:tblPrEx>
-          <w:tblCellMar>
-            <w:top w:w="0" w:type="dxa"/>
-            <w:bottom w:w="0" w:type="dxa"/>
-          </w:tblCellMar>
-        </w:tblPrEx>
         <w:tc>
           <w:tcPr>
             <w:tcW w:w="10656" w:type="dxa"/>
@@ -688,12 +799,6 @@
         </w:tc>
       </w:tr>
       <w:tr>
-        <w:tblPrEx>
-          <w:tblCellMar>
-            <w:top w:w="0" w:type="dxa"/>
-            <w:bottom w:w="0" w:type="dxa"/>
-          </w:tblCellMar>
-        </w:tblPrEx>
         <w:tc>
           <w:tcPr>
             <w:tcW w:w="10656" w:type="dxa"/>
@@ -778,12 +883,6 @@
               <w:gridCol w:w="3400"/>
             </w:tblGrid>
             <w:tr>
-              <w:tblPrEx>
-                <w:tblCellMar>
-                  <w:top w:w="0" w:type="dxa"/>
-                  <w:bottom w:w="0" w:type="dxa"/>
-                </w:tblCellMar>
-              </w:tblPrEx>
               <w:tc>
                 <w:tcPr>
                   <w:tcW w:w="3400" w:type="dxa"/>
@@ -847,14 +946,7 @@
                       <w:sz w:val="22"/>
                       <w:szCs w:val="22"/>
                     </w:rPr>
-                    <w:t xml:space="preserve"> and how water and sediment move</w:t>
-                  </w:r>
-                  <w:r>
-                    <w:rPr>
-                      <w:sz w:val="22"/>
-                      <w:szCs w:val="22"/>
-                    </w:rPr>
-                    <w:t xml:space="preserve"> through the system.</w:t>
+                    <w:t xml:space="preserve"> and how water and sediment move through the system.</w:t>
                   </w:r>
                 </w:p>
                 <w:p>
@@ -875,14 +967,7 @@
                       <w:sz w:val="22"/>
                       <w:szCs w:val="22"/>
                     </w:rPr>
-                    <w:t xml:space="preserve">floodplain inundation frequency, channel stability, sediment transport balance, habitat unit distribution, substrate composition, and </w:t>
-                  </w:r>
-                  <w:r>
-                    <w:rPr>
-                      <w:sz w:val="22"/>
-                      <w:szCs w:val="22"/>
-                    </w:rPr>
-                    <w:t>wood abundance.</w:t>
+                    <w:t>floodplain inundation frequency, channel stability, sediment transport balance, habitat unit distribution, substrate composition, and wood abundance.</w:t>
                   </w:r>
                 </w:p>
               </w:tc>
@@ -1043,12 +1128,6 @@
               </w:tc>
             </w:tr>
             <w:tr>
-              <w:tblPrEx>
-                <w:tblCellMar>
-                  <w:top w:w="0" w:type="dxa"/>
-                  <w:bottom w:w="0" w:type="dxa"/>
-                </w:tblCellMar>
-              </w:tblPrEx>
               <w:tc>
                 <w:tcPr>
                   <w:tcW w:w="10200" w:type="dxa"/>
@@ -1091,6 +1170,7 @@
                       <w:sz w:val="22"/>
                       <w:szCs w:val="22"/>
                     </w:rPr>
+                    <w:lastRenderedPageBreak/>
                     <w:t>The overall state of a stream system, based on the combined performance of physical, chemical, and biological outcomes relative to expected or reference conditions. It indicates how well the system sustains ecological function and resilience over time.</w:t>
                   </w:r>
                 </w:p>
@@ -1133,12 +1213,6 @@
         <w:gridCol w:w="10656"/>
       </w:tblGrid>
       <w:tr>
-        <w:tblPrEx>
-          <w:tblCellMar>
-            <w:top w:w="0" w:type="dxa"/>
-            <w:bottom w:w="0" w:type="dxa"/>
-          </w:tblCellMar>
-        </w:tblPrEx>
         <w:tc>
           <w:tcPr>
             <w:tcW w:w="5000" w:type="pct"/>
@@ -1211,12 +1285,6 @@
         <w:gridCol w:w="5328"/>
       </w:tblGrid>
       <w:tr>
-        <w:tblPrEx>
-          <w:tblCellMar>
-            <w:top w:w="0" w:type="dxa"/>
-            <w:bottom w:w="0" w:type="dxa"/>
-          </w:tblCellMar>
-        </w:tblPrEx>
         <w:trPr>
           <w:gridBefore w:val="1"/>
           <w:wBefore w:w="4" w:type="pct"/>
@@ -1353,12 +1421,6 @@
         </w:tc>
       </w:tr>
       <w:tr>
-        <w:tblPrEx>
-          <w:tblCellMar>
-            <w:top w:w="0" w:type="dxa"/>
-            <w:bottom w:w="0" w:type="dxa"/>
-          </w:tblCellMar>
-        </w:tblPrEx>
         <w:trPr>
           <w:trHeight w:val="5801"/>
         </w:trPr>
@@ -1684,14 +1746,7 @@
                 <w:sz w:val="22"/>
                 <w:szCs w:val="22"/>
               </w:rPr>
-              <w:t xml:space="preserve">Identify limiting functions, compare reaches, and support </w:t>
-            </w:r>
-            <w:r>
-              <w:rPr>
-                <w:sz w:val="22"/>
-                <w:szCs w:val="22"/>
-              </w:rPr>
-              <w:t>alternative</w:t>
+              <w:t>Identify limiting functions, compare reaches, and support alternative</w:t>
             </w:r>
             <w:r>
               <w:rPr>
@@ -1833,7 +1888,7 @@
         </w:rPr>
         <w:t xml:space="preserve">Website: </w:t>
       </w:r>
-      <w:hyperlink r:id="rId5" w:history="1">
+      <w:hyperlink r:id="rId6" w:history="1">
         <w:r>
           <w:rPr>
             <w:color w:val="2B5A7C"/>
@@ -1841,8 +1896,19 @@
             <w:szCs w:val="18"/>
             <w:u w:val="single"/>
           </w:rPr>
-          <w:t>usace-wrises.github.io/staf</w:t>
+          <w:t>usace-wrises.github.io/</w:t>
         </w:r>
+        <w:proofErr w:type="spellStart"/>
+        <w:r>
+          <w:rPr>
+            <w:color w:val="2B5A7C"/>
+            <w:sz w:val="18"/>
+            <w:szCs w:val="18"/>
+            <w:u w:val="single"/>
+          </w:rPr>
+          <w:t>staf</w:t>
+        </w:r>
+        <w:proofErr w:type="spellEnd"/>
       </w:hyperlink>
     </w:p>
     <w:p>
@@ -1870,7 +1936,7 @@
         </w:rPr>
         <w:t xml:space="preserve">Stepchinski, L. M., McKay, S. K., Harris, A. E., &amp; Menichino, G. T. (2025). </w:t>
       </w:r>
-      <w:hyperlink r:id="rId6" w:history="1">
+      <w:hyperlink r:id="rId7" w:history="1">
         <w:r>
           <w:rPr>
             <w:color w:val="2B5A7C"/>
@@ -1914,7 +1980,7 @@
         </w:rPr>
         <w:t xml:space="preserve">Stepchinski, L. M., McKay, S. K., &amp; Menichino, G. T. (In review). </w:t>
       </w:r>
-      <w:hyperlink r:id="rId7" w:history="1">
+      <w:hyperlink r:id="rId8" w:history="1">
         <w:r>
           <w:rPr>
             <w:color w:val="2B5A7C"/>
@@ -1958,7 +2024,7 @@
         </w:rPr>
         <w:t xml:space="preserve">Stepchinski, L. M., McKay, S. K., &amp; Menichino, G. T. (In review). </w:t>
       </w:r>
-      <w:hyperlink r:id="rId8" w:history="1">
+      <w:hyperlink r:id="rId9" w:history="1">
         <w:r>
           <w:rPr>
             <w:color w:val="2B5A7C"/>
@@ -2002,7 +2068,7 @@
         </w:rPr>
         <w:t xml:space="preserve">David, G. C., Stepchinski, L. M., Wiest, S. R., &amp; Menichino, G. T. (In review). </w:t>
       </w:r>
-      <w:hyperlink r:id="rId9" w:history="1">
+      <w:hyperlink r:id="rId10" w:history="1">
         <w:r>
           <w:rPr>
             <w:color w:val="2B5A7C"/>
@@ -2042,12 +2108,6 @@
         <w:gridCol w:w="10656"/>
       </w:tblGrid>
       <w:tr>
-        <w:tblPrEx>
-          <w:tblCellMar>
-            <w:top w:w="0" w:type="dxa"/>
-            <w:bottom w:w="0" w:type="dxa"/>
-          </w:tblCellMar>
-        </w:tblPrEx>
         <w:tc>
           <w:tcPr>
             <w:tcW w:w="5000" w:type="pct"/>
@@ -2580,6 +2640,7 @@
   <w:style w:type="paragraph" w:default="1" w:styleId="Normal">
     <w:name w:val="Normal"/>
     <w:qFormat/>
+    <w:rsid w:val="009E59B7"/>
   </w:style>
   <w:style w:type="paragraph" w:styleId="Heading1">
     <w:name w:val="heading 1"/>

--- a/docs/assets/docs/STAF_Factsheet.docx
+++ b/docs/assets/docs/STAF_Factsheet.docx
@@ -73,14 +73,16 @@
         </w:tc>
       </w:tr>
     </w:tbl>
-    <w:p/>
     <w:p>
       <w:r>
+        <w:rPr>
+          <w:noProof/>
+        </w:rPr>
         <w:drawing>
-          <wp:inline distT="0" distB="0" distL="0" distR="0" wp14:anchorId="2551F153" wp14:editId="648FAB97">
-            <wp:extent cx="6766560" cy="7094220"/>
-            <wp:effectExtent l="0" t="0" r="0" b="0"/>
-            <wp:docPr id="1624485529" name="Picture 1"/>
+          <wp:inline distT="0" distB="0" distL="0" distR="0" wp14:anchorId="67A6190E" wp14:editId="63A31C15">
+            <wp:extent cx="6701054" cy="7187979"/>
+            <wp:effectExtent l="0" t="0" r="5080" b="0"/>
+            <wp:docPr id="95414678" name="Picture 6"/>
             <wp:cNvGraphicFramePr>
               <a:graphicFrameLocks xmlns:a="http://schemas.openxmlformats.org/drawingml/2006/main" noChangeAspect="1"/>
             </wp:cNvGraphicFramePr>
@@ -88,23 +90,41 @@
               <a:graphicData uri="http://schemas.openxmlformats.org/drawingml/2006/picture">
                 <pic:pic xmlns:pic="http://schemas.openxmlformats.org/drawingml/2006/picture">
                   <pic:nvPicPr>
-                    <pic:cNvPr id="1624485529" name=""/>
-                    <pic:cNvPicPr/>
+                    <pic:cNvPr id="0" name="Picture 20"/>
+                    <pic:cNvPicPr>
+                      <a:picLocks noChangeAspect="1" noChangeArrowheads="1"/>
+                    </pic:cNvPicPr>
                   </pic:nvPicPr>
-                  <pic:blipFill>
-                    <a:blip r:embed="rId5"/>
+                  <pic:blipFill rotWithShape="1">
+                    <a:blip r:embed="rId5" cstate="print">
+                      <a:extLst>
+                        <a:ext uri="{28A0092B-C50C-407E-A947-70E740481C1C}">
+                          <a14:useLocalDpi xmlns:a14="http://schemas.microsoft.com/office/drawing/2010/main" val="0"/>
+                        </a:ext>
+                      </a:extLst>
+                    </a:blip>
+                    <a:srcRect l="13043" r="12925"/>
                     <a:stretch>
                       <a:fillRect/>
                     </a:stretch>
                   </pic:blipFill>
-                  <pic:spPr>
+                  <pic:spPr bwMode="auto">
                     <a:xfrm>
                       <a:off x="0" y="0"/>
-                      <a:ext cx="6766560" cy="7094220"/>
+                      <a:ext cx="6713669" cy="7201511"/>
                     </a:xfrm>
                     <a:prstGeom prst="rect">
                       <a:avLst/>
                     </a:prstGeom>
+                    <a:noFill/>
+                    <a:ln>
+                      <a:noFill/>
+                    </a:ln>
+                    <a:extLst>
+                      <a:ext uri="{53640926-AAD7-44D8-BBD7-CCE9431645EC}">
+                        <a14:shadowObscured xmlns:a14="http://schemas.microsoft.com/office/drawing/2010/main"/>
+                      </a:ext>
+                    </a:extLst>
                   </pic:spPr>
                 </pic:pic>
               </a:graphicData>
@@ -113,6 +133,7 @@
         </w:drawing>
       </w:r>
     </w:p>
+    <w:p/>
     <w:p/>
     <w:p/>
     <w:p/>
@@ -704,7 +725,6 @@
         <w:spacing w:before="80" w:after="80"/>
         <w:jc w:val="center"/>
       </w:pPr>
-      <w:proofErr w:type="gramStart"/>
       <w:r>
         <w:rPr>
           <w:i/>
@@ -712,29 +732,8 @@
           <w:sz w:val="18"/>
           <w:szCs w:val="18"/>
         </w:rPr>
-        <w:t>Lower  ←</w:t>
+        <w:t>Lower  ←――――――――――― Effort, data needs, confidence ―――――――――――→  Higher</w:t>
       </w:r>
-      <w:proofErr w:type="gramEnd"/>
-      <w:r>
-        <w:rPr>
-          <w:i/>
-          <w:iCs/>
-          <w:sz w:val="18"/>
-          <w:szCs w:val="18"/>
-        </w:rPr>
-        <w:t>――――――――――― Effort, data needs, confidence ―――――――――――</w:t>
-      </w:r>
-      <w:proofErr w:type="gramStart"/>
-      <w:r>
-        <w:rPr>
-          <w:i/>
-          <w:iCs/>
-          <w:sz w:val="18"/>
-          <w:szCs w:val="18"/>
-        </w:rPr>
-        <w:t>→  Higher</w:t>
-      </w:r>
-      <w:proofErr w:type="gramEnd"/>
     </w:p>
     <w:tbl>
       <w:tblPr>
@@ -1170,7 +1169,6 @@
                       <w:sz w:val="22"/>
                       <w:szCs w:val="22"/>
                     </w:rPr>
-                    <w:lastRenderedPageBreak/>
                     <w:t>The overall state of a stream system, based on the combined performance of physical, chemical, and biological outcomes relative to expected or reference conditions. It indicates how well the system sustains ecological function and resilience over time.</w:t>
                   </w:r>
                 </w:p>
@@ -1896,19 +1894,8 @@
             <w:szCs w:val="18"/>
             <w:u w:val="single"/>
           </w:rPr>
-          <w:t>usace-wrises.github.io/</w:t>
+          <w:t>usace-wrises.github.io/staf</w:t>
         </w:r>
-        <w:proofErr w:type="spellStart"/>
-        <w:r>
-          <w:rPr>
-            <w:color w:val="2B5A7C"/>
-            <w:sz w:val="18"/>
-            <w:szCs w:val="18"/>
-            <w:u w:val="single"/>
-          </w:rPr>
-          <w:t>staf</w:t>
-        </w:r>
-        <w:proofErr w:type="spellEnd"/>
       </w:hyperlink>
     </w:p>
     <w:p>
@@ -2837,6 +2824,19 @@
       <w:szCs w:val="20"/>
     </w:rPr>
   </w:style>
+  <w:style w:type="paragraph" w:styleId="NormalWeb">
+    <w:name w:val="Normal (Web)"/>
+    <w:basedOn w:val="Normal"/>
+    <w:uiPriority w:val="99"/>
+    <w:semiHidden/>
+    <w:unhideWhenUsed/>
+    <w:rsid w:val="00D04F2D"/>
+    <w:rPr>
+      <w:rFonts w:ascii="Times New Roman" w:hAnsi="Times New Roman" w:cs="Times New Roman"/>
+      <w:sz w:val="24"/>
+      <w:szCs w:val="24"/>
+    </w:rPr>
+  </w:style>
 </w:styles>
 </file>
 
